--- a/ПБД/прак_5/material/material.docx
+++ b/ПБД/прак_5/material/material.docx
@@ -47,6 +47,10 @@
     </w:p>
     <w:p>
       <w:r>
+        <w:rPr>
+          <w:noProof/>
+          <w:lang w:eastAsia="ru-RU"/>
+        </w:rPr>
         <w:drawing>
           <wp:inline distT="0" distB="0" distL="0" distR="0" wp14:anchorId="4696A611" wp14:editId="3877656D">
             <wp:extent cx="4077269" cy="2114845"/>
@@ -72,6 +76,132 @@
                     <a:xfrm>
                       <a:off x="0" y="0"/>
                       <a:ext cx="4077269" cy="2114845"/>
+                    </a:xfrm>
+                    <a:prstGeom prst="rect">
+                      <a:avLst/>
+                    </a:prstGeom>
+                  </pic:spPr>
+                </pic:pic>
+              </a:graphicData>
+            </a:graphic>
+          </wp:inline>
+        </w:drawing>
+      </w:r>
+    </w:p>
+    <w:p>
+      <w:r>
+        <w:rPr>
+          <w:noProof/>
+          <w:lang w:eastAsia="ru-RU"/>
+        </w:rPr>
+        <w:drawing>
+          <wp:inline distT="0" distB="0" distL="0" distR="0" wp14:anchorId="54D6F647" wp14:editId="1F68E4AF">
+            <wp:extent cx="3934374" cy="2200582"/>
+            <wp:effectExtent l="0" t="0" r="9525" b="9525"/>
+            <wp:docPr id="3" name="Рисунок 3"/>
+            <wp:cNvGraphicFramePr>
+              <a:graphicFrameLocks xmlns:a="http://schemas.openxmlformats.org/drawingml/2006/main" noChangeAspect="1"/>
+            </wp:cNvGraphicFramePr>
+            <a:graphic xmlns:a="http://schemas.openxmlformats.org/drawingml/2006/main">
+              <a:graphicData uri="http://schemas.openxmlformats.org/drawingml/2006/picture">
+                <pic:pic xmlns:pic="http://schemas.openxmlformats.org/drawingml/2006/picture">
+                  <pic:nvPicPr>
+                    <pic:cNvPr id="1" name=""/>
+                    <pic:cNvPicPr/>
+                  </pic:nvPicPr>
+                  <pic:blipFill>
+                    <a:blip r:embed="rId6"/>
+                    <a:stretch>
+                      <a:fillRect/>
+                    </a:stretch>
+                  </pic:blipFill>
+                  <pic:spPr>
+                    <a:xfrm>
+                      <a:off x="0" y="0"/>
+                      <a:ext cx="3934374" cy="2200582"/>
+                    </a:xfrm>
+                    <a:prstGeom prst="rect">
+                      <a:avLst/>
+                    </a:prstGeom>
+                  </pic:spPr>
+                </pic:pic>
+              </a:graphicData>
+            </a:graphic>
+          </wp:inline>
+        </w:drawing>
+      </w:r>
+    </w:p>
+    <w:p>
+      <w:r>
+        <w:rPr>
+          <w:noProof/>
+          <w:lang w:eastAsia="ru-RU"/>
+        </w:rPr>
+        <w:drawing>
+          <wp:inline distT="0" distB="0" distL="0" distR="0" wp14:anchorId="5692060E" wp14:editId="6765A3DD">
+            <wp:extent cx="3639058" cy="1695687"/>
+            <wp:effectExtent l="0" t="0" r="0" b="0"/>
+            <wp:docPr id="4" name="Рисунок 4"/>
+            <wp:cNvGraphicFramePr>
+              <a:graphicFrameLocks xmlns:a="http://schemas.openxmlformats.org/drawingml/2006/main" noChangeAspect="1"/>
+            </wp:cNvGraphicFramePr>
+            <a:graphic xmlns:a="http://schemas.openxmlformats.org/drawingml/2006/main">
+              <a:graphicData uri="http://schemas.openxmlformats.org/drawingml/2006/picture">
+                <pic:pic xmlns:pic="http://schemas.openxmlformats.org/drawingml/2006/picture">
+                  <pic:nvPicPr>
+                    <pic:cNvPr id="1" name=""/>
+                    <pic:cNvPicPr/>
+                  </pic:nvPicPr>
+                  <pic:blipFill>
+                    <a:blip r:embed="rId7"/>
+                    <a:stretch>
+                      <a:fillRect/>
+                    </a:stretch>
+                  </pic:blipFill>
+                  <pic:spPr>
+                    <a:xfrm>
+                      <a:off x="0" y="0"/>
+                      <a:ext cx="3639058" cy="1695687"/>
+                    </a:xfrm>
+                    <a:prstGeom prst="rect">
+                      <a:avLst/>
+                    </a:prstGeom>
+                  </pic:spPr>
+                </pic:pic>
+              </a:graphicData>
+            </a:graphic>
+          </wp:inline>
+        </w:drawing>
+      </w:r>
+    </w:p>
+    <w:p>
+      <w:r>
+        <w:lastRenderedPageBreak/>
+        <w:drawing>
+          <wp:inline distT="0" distB="0" distL="0" distR="0" wp14:anchorId="46406306" wp14:editId="58ACEE75">
+            <wp:extent cx="3905795" cy="1895740"/>
+            <wp:effectExtent l="0" t="0" r="0" b="9525"/>
+            <wp:docPr id="5" name="Рисунок 5"/>
+            <wp:cNvGraphicFramePr>
+              <a:graphicFrameLocks xmlns:a="http://schemas.openxmlformats.org/drawingml/2006/main" noChangeAspect="1"/>
+            </wp:cNvGraphicFramePr>
+            <a:graphic xmlns:a="http://schemas.openxmlformats.org/drawingml/2006/main">
+              <a:graphicData uri="http://schemas.openxmlformats.org/drawingml/2006/picture">
+                <pic:pic xmlns:pic="http://schemas.openxmlformats.org/drawingml/2006/picture">
+                  <pic:nvPicPr>
+                    <pic:cNvPr id="1" name=""/>
+                    <pic:cNvPicPr/>
+                  </pic:nvPicPr>
+                  <pic:blipFill>
+                    <a:blip r:embed="rId8"/>
+                    <a:stretch>
+                      <a:fillRect/>
+                    </a:stretch>
+                  </pic:blipFill>
+                  <pic:spPr>
+                    <a:xfrm>
+                      <a:off x="0" y="0"/>
+                      <a:ext cx="3905795" cy="1895740"/>
                     </a:xfrm>
                     <a:prstGeom prst="rect">
                       <a:avLst/>
